--- a/2400031810 FSAD Skill - 10.docx
+++ b/2400031810 FSAD Skill - 10.docx
@@ -9,7 +9,10 @@
       </w:pPr>
       <w:bookmarkStart w:id="0" w:name="_Toc58688"/>
       <w:r>
-        <w:t>2400032662</w:t>
+        <w:t>240003</w:t>
+      </w:r>
+      <w:r>
+        <w:t>1810</w:t>
       </w:r>
       <w:r>
         <w:tab/>
@@ -26,63 +29,58 @@
       <w:r>
         <w:tab/>
       </w:r>
-      <w:proofErr w:type="spellStart"/>
-      <w:r>
-        <w:t>M.Praveen</w:t>
-      </w:r>
-      <w:proofErr w:type="spellEnd"/>
-      <w:r>
-        <w:t xml:space="preserve"> Reddy</w:t>
-      </w:r>
-    </w:p>
-    <w:p>
+      <w:r>
+        <w:t>S. LALITH ADITYA</w:t>
+      </w:r>
+    </w:p>
+    <w:p>
+      <w:pPr>
+        <w:rPr>
+          <w:rStyle w:val="Hyperlink"/>
+        </w:rPr>
+      </w:pPr>
       <w:r>
         <w:t>GITHUB:</w:t>
       </w:r>
       <w:r>
+        <w:fldChar w:fldCharType="begin"/>
+      </w:r>
+      <w:r>
+        <w:instrText>HYPERLINK "https://github.com/lalithdev/2400031810-FSAD20252026EVENSEM-SKILL-EXPERIMENTS.git" \o "https://github.com/lalithdev/2400031810-FSAD20252026EVENSEM-SKILL-EXPERIMENTS.git"</w:instrText>
+      </w:r>
+      <w:r>
+        <w:fldChar w:fldCharType="separate"/>
+      </w:r>
+      <w:r>
         <w:t xml:space="preserve"> </w:t>
       </w:r>
-      <w:hyperlink r:id="rId5" w:history="1">
-        <w:r>
-          <w:rPr>
-            <w:rStyle w:val="Hyperlink"/>
-          </w:rPr>
-          <w:t>Full-Stack-Lab/</w:t>
-        </w:r>
-        <w:proofErr w:type="spellStart"/>
-        <w:r>
-          <w:rPr>
-            <w:rStyle w:val="Hyperlink"/>
-          </w:rPr>
-          <w:t>src</w:t>
-        </w:r>
-        <w:proofErr w:type="spellEnd"/>
-        <w:r>
-          <w:rPr>
-            <w:rStyle w:val="Hyperlink"/>
-          </w:rPr>
-          <w:t xml:space="preserve"> at main · PraveenReddy-06/Full-Stack-Lab</w:t>
-        </w:r>
-      </w:hyperlink>
+      <w:r>
+        <w:rPr>
+          <w:rStyle w:val="Hyperlink"/>
+        </w:rPr>
+        <w:t>https://github.com/lalithdev/2400031810-FSAD20252026EVENSEM-SKILL-EXPERIMENTS.git</w:t>
+      </w:r>
     </w:p>
     <w:p>
       <w:pPr>
         <w:pStyle w:val="Heading1"/>
         <w:spacing w:after="153"/>
-      </w:pPr>
+        <w:ind w:left="0" w:firstLine="0"/>
+      </w:pPr>
+      <w:r>
+        <w:rPr>
+          <w:rFonts w:ascii="Times New Roman" w:eastAsia="Times New Roman" w:hAnsi="Times New Roman" w:cs="Times New Roman"/>
+          <w:color w:val="000000"/>
+          <w:sz w:val="24"/>
+          <w:szCs w:val="24"/>
+        </w:rPr>
+        <w:fldChar w:fldCharType="end"/>
+      </w:r>
       <w:r>
         <w:t xml:space="preserve">#SKILL - 10 </w:t>
       </w:r>
       <w:r>
-        <w:t xml:space="preserve"> React State Management using </w:t>
-      </w:r>
-      <w:proofErr w:type="spellStart"/>
-      <w:r>
-        <w:t>useState</w:t>
-      </w:r>
-      <w:proofErr w:type="spellEnd"/>
-      <w:r>
-        <w:t xml:space="preserve"> Object </w:t>
+        <w:t xml:space="preserve"> React State Management using useState Object </w:t>
       </w:r>
       <w:bookmarkEnd w:id="0"/>
     </w:p>
@@ -158,15 +156,7 @@
         <w:spacing w:after="0"/>
       </w:pPr>
       <w:r>
-        <w:t xml:space="preserve">Your task is to implement a React component using </w:t>
-      </w:r>
-      <w:proofErr w:type="spellStart"/>
-      <w:r>
-        <w:t>useState</w:t>
-      </w:r>
-      <w:proofErr w:type="spellEnd"/>
-      <w:r>
-        <w:t xml:space="preserve"> to store an object array, add new items, display them, and delete them dynamically. </w:t>
+        <w:t xml:space="preserve">Your task is to implement a React component using useState to store an object array, add new items, display them, and delete them dynamically. </w:t>
       </w:r>
     </w:p>
     <w:p>
@@ -188,19 +178,15 @@
         <w:ind w:hanging="360"/>
       </w:pPr>
       <w:r>
-        <w:t xml:space="preserve">Create a new React component named </w:t>
-      </w:r>
-      <w:proofErr w:type="spellStart"/>
-      <w:r>
-        <w:t>StudentManager</w:t>
-      </w:r>
-      <w:proofErr w:type="spellEnd"/>
-      <w:r>
-        <w:t xml:space="preserve">. </w:t>
-      </w:r>
-    </w:p>
-    <w:p>
-      <w:r>
+        <w:t xml:space="preserve">Create a new React component named StudentManager. </w:t>
+      </w:r>
+    </w:p>
+    <w:p>
+      <w:r>
+        <w:rPr>
+          <w:noProof/>
+        </w:rPr>
+        <w:lastRenderedPageBreak/>
         <w:drawing>
           <wp:inline distT="0" distB="0" distL="0" distR="0" wp14:anchorId="2F370891" wp14:editId="3DE58253">
             <wp:extent cx="5181662" cy="4320540"/>
@@ -217,7 +203,7 @@
                     <pic:cNvPicPr/>
                   </pic:nvPicPr>
                   <pic:blipFill>
-                    <a:blip r:embed="rId6"/>
+                    <a:blip r:embed="rId5"/>
                     <a:stretch>
                       <a:fillRect/>
                     </a:stretch>
@@ -247,16 +233,7 @@
         <w:ind w:hanging="360"/>
       </w:pPr>
       <w:r>
-        <w:lastRenderedPageBreak/>
-        <w:t xml:space="preserve">Inside the component, create an initial </w:t>
-      </w:r>
-      <w:proofErr w:type="gramStart"/>
-      <w:r>
-        <w:t>students</w:t>
-      </w:r>
-      <w:proofErr w:type="gramEnd"/>
-      <w:r>
-        <w:t xml:space="preserve"> array with at least 5 objects containing: a. id </w:t>
+        <w:t xml:space="preserve">Inside the component, create an initial students array with at least 5 objects containing: a. id </w:t>
       </w:r>
     </w:p>
     <w:p>
@@ -287,6 +264,9 @@
     </w:p>
     <w:p>
       <w:r>
+        <w:rPr>
+          <w:noProof/>
+        </w:rPr>
         <w:drawing>
           <wp:inline distT="0" distB="0" distL="0" distR="0" wp14:anchorId="65DD141D" wp14:editId="1D8D41C2">
             <wp:extent cx="5731510" cy="3185160"/>
@@ -303,7 +283,7 @@
                     <pic:cNvPicPr/>
                   </pic:nvPicPr>
                   <pic:blipFill>
-                    <a:blip r:embed="rId7"/>
+                    <a:blip r:embed="rId6"/>
                     <a:stretch>
                       <a:fillRect/>
                     </a:stretch>
@@ -333,15 +313,7 @@
         <w:ind w:hanging="360"/>
       </w:pPr>
       <w:r>
-        <w:t xml:space="preserve">Use </w:t>
-      </w:r>
-      <w:proofErr w:type="spellStart"/>
-      <w:r>
-        <w:t>useState</w:t>
-      </w:r>
-      <w:proofErr w:type="spellEnd"/>
-      <w:r>
-        <w:t xml:space="preserve"> to store: </w:t>
+        <w:t xml:space="preserve">Use useState to store: </w:t>
       </w:r>
     </w:p>
     <w:p>
@@ -364,17 +336,16 @@
         </w:numPr>
         <w:ind w:hanging="240"/>
       </w:pPr>
-      <w:proofErr w:type="spellStart"/>
-      <w:r>
-        <w:t>newStudent</w:t>
-      </w:r>
-      <w:proofErr w:type="spellEnd"/>
-      <w:r>
-        <w:t xml:space="preserve"> (object with fields like id, name, course) </w:t>
-      </w:r>
-    </w:p>
-    <w:p>
-      <w:r>
+      <w:r>
+        <w:lastRenderedPageBreak/>
+        <w:t xml:space="preserve">newStudent (object with fields like id, name, course) </w:t>
+      </w:r>
+    </w:p>
+    <w:p>
+      <w:r>
+        <w:rPr>
+          <w:noProof/>
+        </w:rPr>
         <w:drawing>
           <wp:inline distT="0" distB="0" distL="0" distR="0" wp14:anchorId="7481A0CF" wp14:editId="2C032A59">
             <wp:extent cx="4820323" cy="3162741"/>
@@ -391,7 +362,7 @@
                     <pic:cNvPicPr/>
                   </pic:nvPicPr>
                   <pic:blipFill>
-                    <a:blip r:embed="rId8"/>
+                    <a:blip r:embed="rId7"/>
                     <a:stretch>
                       <a:fillRect/>
                     </a:stretch>
@@ -419,42 +390,21 @@
     <w:p/>
     <w:p>
       <w:r>
+        <w:t xml:space="preserve">Create input boxes to accept id, name, and course. </w:t>
+      </w:r>
+    </w:p>
+    <w:p>
+      <w:r>
+        <w:t xml:space="preserve">i.Update the newStudent object using onChange events. </w:t>
+      </w:r>
+    </w:p>
+    <w:p/>
+    <w:p>
+      <w:r>
+        <w:rPr>
+          <w:noProof/>
+        </w:rPr>
         <w:lastRenderedPageBreak/>
-        <w:t xml:space="preserve">Create input boxes to accept id, name, and course. </w:t>
-      </w:r>
-    </w:p>
-    <w:p>
-      <w:proofErr w:type="spellStart"/>
-      <w:r>
-        <w:t>i.</w:t>
-      </w:r>
-      <w:r>
-        <w:t>Update</w:t>
-      </w:r>
-      <w:proofErr w:type="spellEnd"/>
-      <w:r>
-        <w:t xml:space="preserve"> the </w:t>
-      </w:r>
-      <w:proofErr w:type="spellStart"/>
-      <w:r>
-        <w:t>newStudent</w:t>
-      </w:r>
-      <w:proofErr w:type="spellEnd"/>
-      <w:r>
-        <w:t xml:space="preserve"> object using </w:t>
-      </w:r>
-      <w:proofErr w:type="spellStart"/>
-      <w:r>
-        <w:t>onChange</w:t>
-      </w:r>
-      <w:proofErr w:type="spellEnd"/>
-      <w:r>
-        <w:t xml:space="preserve"> events. </w:t>
-      </w:r>
-    </w:p>
-    <w:p/>
-    <w:p>
-      <w:r>
         <w:drawing>
           <wp:inline distT="0" distB="0" distL="0" distR="0" wp14:anchorId="199C0864" wp14:editId="16168D8F">
             <wp:extent cx="5731510" cy="4360545"/>
@@ -471,7 +421,7 @@
                     <pic:cNvPicPr/>
                   </pic:nvPicPr>
                   <pic:blipFill>
-                    <a:blip r:embed="rId9"/>
+                    <a:blip r:embed="rId8"/>
                     <a:stretch>
                       <a:fillRect/>
                     </a:stretch>
@@ -506,23 +456,7 @@
         <w:ind w:left="2193" w:hanging="374"/>
       </w:pPr>
       <w:r>
-        <w:t xml:space="preserve">On click, add the </w:t>
-      </w:r>
-      <w:proofErr w:type="spellStart"/>
-      <w:r>
-        <w:t>newStudent</w:t>
-      </w:r>
-      <w:proofErr w:type="spellEnd"/>
-      <w:r>
-        <w:t xml:space="preserve"> object to the </w:t>
-      </w:r>
-      <w:proofErr w:type="gramStart"/>
-      <w:r>
-        <w:t>students</w:t>
-      </w:r>
-      <w:proofErr w:type="gramEnd"/>
-      <w:r>
-        <w:t xml:space="preserve"> array. </w:t>
+        <w:t xml:space="preserve">On click, add the newStudent object to the students array. </w:t>
       </w:r>
     </w:p>
     <w:p>
@@ -543,6 +477,9 @@
         <w:ind w:left="1416" w:firstLine="403"/>
       </w:pPr>
       <w:r>
+        <w:rPr>
+          <w:noProof/>
+        </w:rPr>
         <w:drawing>
           <wp:inline distT="0" distB="0" distL="0" distR="0" wp14:anchorId="0A1DA8FF" wp14:editId="2EE8FF87">
             <wp:extent cx="1886213" cy="1200318"/>
@@ -559,7 +496,7 @@
                     <pic:cNvPicPr/>
                   </pic:nvPicPr>
                   <pic:blipFill>
-                    <a:blip r:embed="rId10"/>
+                    <a:blip r:embed="rId9"/>
                     <a:stretch>
                       <a:fillRect/>
                     </a:stretch>
@@ -582,15 +519,7 @@
     </w:p>
     <w:p>
       <w:r>
-        <w:t xml:space="preserve">Display the list of students below using the </w:t>
-      </w:r>
-      <w:proofErr w:type="gramStart"/>
-      <w:r>
-        <w:t>students</w:t>
-      </w:r>
-      <w:proofErr w:type="gramEnd"/>
-      <w:r>
-        <w:t xml:space="preserve"> state. </w:t>
+        <w:t xml:space="preserve">Display the list of students below using the students state. </w:t>
       </w:r>
     </w:p>
     <w:p>
@@ -608,15 +537,7 @@
         <w:ind w:right="76" w:hanging="374"/>
       </w:pPr>
       <w:r>
-        <w:t xml:space="preserve">On clicking delete, remove the record from the </w:t>
-      </w:r>
-      <w:proofErr w:type="gramStart"/>
-      <w:r>
-        <w:t>students</w:t>
-      </w:r>
-      <w:proofErr w:type="gramEnd"/>
-      <w:r>
-        <w:t xml:space="preserve"> array. </w:t>
+        <w:t xml:space="preserve">On clicking delete, remove the record from the students array. </w:t>
       </w:r>
     </w:p>
     <w:p>
@@ -628,19 +549,14 @@
         <w:ind w:right="76" w:hanging="374"/>
       </w:pPr>
       <w:r>
-        <w:t xml:space="preserve">The UI should update immediately using </w:t>
-      </w:r>
-      <w:proofErr w:type="spellStart"/>
-      <w:r>
-        <w:t>setStudents</w:t>
-      </w:r>
-      <w:proofErr w:type="spellEnd"/>
-      <w:r>
-        <w:t xml:space="preserve">. </w:t>
-      </w:r>
-    </w:p>
-    <w:p>
-      <w:r>
+        <w:t xml:space="preserve">The UI should update immediately using setStudents. </w:t>
+      </w:r>
+    </w:p>
+    <w:p>
+      <w:r>
+        <w:rPr>
+          <w:noProof/>
+        </w:rPr>
         <w:lastRenderedPageBreak/>
         <w:drawing>
           <wp:inline distT="0" distB="0" distL="0" distR="0" wp14:anchorId="63007152" wp14:editId="230833DA">
@@ -658,7 +574,7 @@
                     <pic:cNvPicPr/>
                   </pic:nvPicPr>
                   <pic:blipFill>
-                    <a:blip r:embed="rId11"/>
+                    <a:blip r:embed="rId10"/>
                     <a:stretch>
                       <a:fillRect/>
                     </a:stretch>
@@ -709,6 +625,9 @@
         <w:ind w:left="1065" w:firstLine="0"/>
       </w:pPr>
       <w:r>
+        <w:rPr>
+          <w:noProof/>
+        </w:rPr>
         <w:drawing>
           <wp:inline distT="0" distB="0" distL="0" distR="0" wp14:anchorId="51C28C62" wp14:editId="2F5CE983">
             <wp:extent cx="3924300" cy="4503420"/>
@@ -725,7 +644,7 @@
                     <pic:cNvPicPr/>
                   </pic:nvPicPr>
                   <pic:blipFill>
-                    <a:blip r:embed="rId12"/>
+                    <a:blip r:embed="rId11"/>
                     <a:stretch>
                       <a:fillRect/>
                     </a:stretch>
@@ -781,10 +700,10 @@
       </w:pPr>
       <w:r>
         <w:drawing>
-          <wp:inline distT="0" distB="0" distL="0" distR="0" wp14:anchorId="2921F407" wp14:editId="44D6742B">
-            <wp:extent cx="5731510" cy="3372485"/>
+          <wp:inline distT="0" distB="0" distL="0" distR="0" wp14:anchorId="16535677" wp14:editId="5A83DD95">
+            <wp:extent cx="5731510" cy="2765425"/>
             <wp:effectExtent l="0" t="0" r="2540" b="0"/>
-            <wp:docPr id="501511765" name="Picture 1"/>
+            <wp:docPr id="280449205" name="Picture 1"/>
             <wp:cNvGraphicFramePr>
               <a:graphicFrameLocks xmlns:a="http://schemas.openxmlformats.org/drawingml/2006/main" noChangeAspect="1"/>
             </wp:cNvGraphicFramePr>
@@ -792,11 +711,11 @@
               <a:graphicData uri="http://schemas.openxmlformats.org/drawingml/2006/picture">
                 <pic:pic xmlns:pic="http://schemas.openxmlformats.org/drawingml/2006/picture">
                   <pic:nvPicPr>
-                    <pic:cNvPr id="501511765" name=""/>
+                    <pic:cNvPr id="280449205" name=""/>
                     <pic:cNvPicPr/>
                   </pic:nvPicPr>
                   <pic:blipFill>
-                    <a:blip r:embed="rId13"/>
+                    <a:blip r:embed="rId12"/>
                     <a:stretch>
                       <a:fillRect/>
                     </a:stretch>
@@ -804,7 +723,7 @@
                   <pic:spPr>
                     <a:xfrm>
                       <a:off x="0" y="0"/>
-                      <a:ext cx="5731510" cy="3372485"/>
+                      <a:ext cx="5731510" cy="2765425"/>
                     </a:xfrm>
                     <a:prstGeom prst="rect">
                       <a:avLst/>
@@ -868,33 +787,12 @@
           <w:b/>
           <w:bCs/>
         </w:rPr>
-        <w:t xml:space="preserve">1. What is the purpose of the </w:t>
-      </w:r>
-      <w:proofErr w:type="spellStart"/>
-      <w:r>
-        <w:rPr>
-          <w:b/>
-          <w:bCs/>
-        </w:rPr>
-        <w:t>useState</w:t>
-      </w:r>
-      <w:proofErr w:type="spellEnd"/>
-      <w:r>
-        <w:rPr>
-          <w:b/>
-          <w:bCs/>
-        </w:rPr>
-        <w:t xml:space="preserve"> hook in React?</w:t>
-      </w:r>
-    </w:p>
-    <w:p>
-      <w:proofErr w:type="spellStart"/>
-      <w:r>
-        <w:t>useState</w:t>
-      </w:r>
-      <w:proofErr w:type="spellEnd"/>
-      <w:r>
-        <w:t xml:space="preserve"> is used to create and manage state variables in functional components. It allows React components to store and update data dynamically.</w:t>
+        <w:t>1. What is the purpose of the useState hook in React?</w:t>
+      </w:r>
+    </w:p>
+    <w:p>
+      <w:r>
+        <w:t>useState is used to create and manage state variables in functional components. It allows React components to store and update data dynamically.</w:t>
       </w:r>
     </w:p>
     <w:p/>
@@ -915,31 +813,7 @@
     </w:p>
     <w:p>
       <w:r>
-        <w:t xml:space="preserve">When </w:t>
-      </w:r>
-      <w:proofErr w:type="spellStart"/>
-      <w:r>
-        <w:t>setState</w:t>
-      </w:r>
-      <w:proofErr w:type="spellEnd"/>
-      <w:r>
-        <w:t xml:space="preserve"> (or </w:t>
-      </w:r>
-      <w:proofErr w:type="spellStart"/>
-      <w:r>
-        <w:t>setStudents</w:t>
-      </w:r>
-      <w:proofErr w:type="spellEnd"/>
-      <w:r>
-        <w:t xml:space="preserve">) is called, </w:t>
-      </w:r>
-      <w:proofErr w:type="gramStart"/>
-      <w:r>
-        <w:t>React</w:t>
-      </w:r>
-      <w:proofErr w:type="gramEnd"/>
-      <w:r>
-        <w:t xml:space="preserve"> re-renders the component and updates the UI automatically based on the new state.</w:t>
+        <w:t>When setState (or setStudents) is called, React re-renders the component and updates the UI automatically based on the new state.</w:t>
       </w:r>
     </w:p>
     <w:p/>
@@ -997,44 +871,12 @@
           <w:b/>
           <w:bCs/>
         </w:rPr>
-        <w:t xml:space="preserve">5. Can one component use multiple </w:t>
-      </w:r>
-      <w:proofErr w:type="spellStart"/>
-      <w:r>
-        <w:rPr>
-          <w:b/>
-          <w:bCs/>
-        </w:rPr>
-        <w:t>useState</w:t>
-      </w:r>
-      <w:proofErr w:type="spellEnd"/>
-      <w:r>
-        <w:rPr>
-          <w:b/>
-          <w:bCs/>
-        </w:rPr>
-        <w:t xml:space="preserve"> variables? Why?</w:t>
-      </w:r>
-    </w:p>
-    <w:p>
-      <w:r>
-        <w:t xml:space="preserve">Yes. A component can use multiple </w:t>
-      </w:r>
-      <w:proofErr w:type="spellStart"/>
-      <w:r>
-        <w:t>useState</w:t>
-      </w:r>
-      <w:proofErr w:type="spellEnd"/>
-      <w:r>
-        <w:t xml:space="preserve"> variables to manage different pieces of state independently (e.g., students, </w:t>
-      </w:r>
-      <w:proofErr w:type="spellStart"/>
-      <w:r>
-        <w:t>newStudent</w:t>
-      </w:r>
-      <w:proofErr w:type="spellEnd"/>
-      <w:r>
-        <w:t>, search, etc.).</w:t>
+        <w:t>5. Can one component use multiple useState variables? Why?</w:t>
+      </w:r>
+    </w:p>
+    <w:p>
+      <w:r>
+        <w:t>Yes. A component can use multiple useState variables to manage different pieces of state independently (e.g., students, newStudent, search, etc.).</w:t>
       </w:r>
     </w:p>
     <w:p/>
@@ -3557,6 +3399,7 @@
       <w:numPr>
         <w:ilvl w:val="1"/>
       </w:numPr>
+      <w:ind w:left="317" w:hanging="10"/>
     </w:pPr>
     <w:rPr>
       <w:rFonts w:eastAsiaTheme="majorEastAsia" w:cstheme="majorBidi"/>
